--- a/Backend/Director_Disclosure/Output_Disclosures/2024-25/SIPAT_TRANSMISSION_LIMITED/DIR-8/DIR8_MEHUL_GANESH_RAJPUT_10529340.docx
+++ b/Backend/Director_Disclosure/Output_Disclosures/2024-25/SIPAT_TRANSMISSION_LIMITED/DIR-8/DIR8_MEHUL_GANESH_RAJPUT_10529340.docx
@@ -340,68 +340,6 @@
                 <w:b w:val="0"/>
                 <w:sz w:val="23"/>
               </w:rPr>
-              <w:t>ADANI HYBRID ENERGY JAISALMER TWO LIMITED</w:t>
-            </w:r>
-          </w:p>
-        </w:tc>
-        <w:tc>
-          <w:tcPr>
-            <w:tcW w:type="dxa" w:w="2610"/>
-          </w:tcPr>
-          <w:p>
-            <w:pPr>
-              <w:spacing w:after="0"/>
-              <w:jc w:val="center"/>
-            </w:pPr>
-          </w:p>
-        </w:tc>
-        <w:tc>
-          <w:tcPr>
-            <w:tcW w:type="dxa" w:w="2250"/>
-          </w:tcPr>
-          <w:p>
-            <w:pPr>
-              <w:spacing w:after="0"/>
-              <w:jc w:val="center"/>
-            </w:pPr>
-          </w:p>
-        </w:tc>
-      </w:tr>
-      <w:tr>
-        <w:tc>
-          <w:tcPr>
-            <w:tcW w:type="dxa" w:w="636"/>
-          </w:tcPr>
-          <w:p>
-            <w:pPr>
-              <w:spacing w:after="0"/>
-              <w:ind w:left="360"/>
-            </w:pPr>
-            <w:r>
-              <w:rPr>
-                <w:rFonts w:ascii="Adani" w:hAnsi="Adani" w:eastAsia="Adani" w:cs="Adani"/>
-                <w:b w:val="0"/>
-                <w:sz w:val="23"/>
-              </w:rPr>
-              <w:t>2</w:t>
-            </w:r>
-          </w:p>
-        </w:tc>
-        <w:tc>
-          <w:tcPr>
-            <w:tcW w:type="dxa" w:w="3864"/>
-          </w:tcPr>
-          <w:p>
-            <w:pPr>
-              <w:spacing w:after="0"/>
-              <w:jc w:val="both"/>
-            </w:pPr>
-            <w:r>
-              <w:rPr>
-                <w:rFonts w:ascii="Adani" w:hAnsi="Adani" w:eastAsia="Adani" w:cs="Adani"/>
-                <w:b w:val="0"/>
-                <w:sz w:val="23"/>
-              </w:rPr>
               <w:t>SHUBHIYAM WORKFORCE SOLUTION LLP</w:t>
             </w:r>
           </w:p>
@@ -453,7 +391,7 @@
                 <w:b w:val="0"/>
                 <w:sz w:val="23"/>
               </w:rPr>
-              <w:t>3</w:t>
+              <w:t>2</w:t>
             </w:r>
           </w:p>
         </w:tc>
@@ -523,7 +461,7 @@
                 <w:b w:val="0"/>
                 <w:sz w:val="23"/>
               </w:rPr>
-              <w:t>4</w:t>
+              <w:t>3</w:t>
             </w:r>
           </w:p>
         </w:tc>
@@ -593,7 +531,7 @@
                 <w:b w:val="0"/>
                 <w:sz w:val="23"/>
               </w:rPr>
-              <w:t>5</w:t>
+              <w:t>4</w:t>
             </w:r>
           </w:p>
         </w:tc>
@@ -663,7 +601,7 @@
                 <w:b w:val="0"/>
                 <w:sz w:val="23"/>
               </w:rPr>
-              <w:t>6</w:t>
+              <w:t>5</w:t>
             </w:r>
           </w:p>
         </w:tc>
@@ -702,6 +640,76 @@
                 <w:sz w:val="23"/>
               </w:rPr>
               <w:t>09/12/2024</w:t>
+            </w:r>
+          </w:p>
+        </w:tc>
+        <w:tc>
+          <w:tcPr>
+            <w:tcW w:type="dxa" w:w="2250"/>
+          </w:tcPr>
+          <w:p>
+            <w:pPr>
+              <w:spacing w:after="0"/>
+              <w:jc w:val="center"/>
+            </w:pPr>
+          </w:p>
+        </w:tc>
+      </w:tr>
+      <w:tr>
+        <w:tc>
+          <w:tcPr>
+            <w:tcW w:type="dxa" w:w="636"/>
+          </w:tcPr>
+          <w:p>
+            <w:pPr>
+              <w:spacing w:after="0"/>
+              <w:ind w:left="360"/>
+            </w:pPr>
+            <w:r>
+              <w:rPr>
+                <w:rFonts w:ascii="Adani" w:hAnsi="Adani" w:eastAsia="Adani" w:cs="Adani"/>
+                <w:b w:val="0"/>
+                <w:sz w:val="23"/>
+              </w:rPr>
+              <w:t>6</w:t>
+            </w:r>
+          </w:p>
+        </w:tc>
+        <w:tc>
+          <w:tcPr>
+            <w:tcW w:type="dxa" w:w="3864"/>
+          </w:tcPr>
+          <w:p>
+            <w:pPr>
+              <w:spacing w:after="0"/>
+              <w:jc w:val="both"/>
+            </w:pPr>
+            <w:r>
+              <w:rPr>
+                <w:rFonts w:ascii="Adani" w:hAnsi="Adani" w:eastAsia="Adani" w:cs="Adani"/>
+                <w:b w:val="0"/>
+                <w:sz w:val="23"/>
+              </w:rPr>
+              <w:t>RAIPUR-RAJNANDGAON-WARORA TRANSMISSION LIMITED</w:t>
+            </w:r>
+          </w:p>
+        </w:tc>
+        <w:tc>
+          <w:tcPr>
+            <w:tcW w:type="dxa" w:w="2610"/>
+          </w:tcPr>
+          <w:p>
+            <w:pPr>
+              <w:spacing w:after="0"/>
+              <w:jc w:val="center"/>
+            </w:pPr>
+            <w:r>
+              <w:rPr>
+                <w:rFonts w:ascii="Adani" w:hAnsi="Adani" w:eastAsia="Adani" w:cs="Adani"/>
+                <w:b w:val="0"/>
+                <w:sz w:val="23"/>
+              </w:rPr>
+              <w:t>22/11/2024</w:t>
             </w:r>
           </w:p>
         </w:tc>
@@ -1032,76 +1040,6 @@
                 <w:b w:val="0"/>
                 <w:sz w:val="23"/>
               </w:rPr>
-              <w:t>RAIPUR-RAJNANDGAON-WARORA TRANSMISSION LIMITED</w:t>
-            </w:r>
-          </w:p>
-        </w:tc>
-        <w:tc>
-          <w:tcPr>
-            <w:tcW w:type="dxa" w:w="2610"/>
-          </w:tcPr>
-          <w:p>
-            <w:pPr>
-              <w:spacing w:after="0"/>
-              <w:jc w:val="center"/>
-            </w:pPr>
-            <w:r>
-              <w:rPr>
-                <w:rFonts w:ascii="Adani" w:hAnsi="Adani" w:eastAsia="Adani" w:cs="Adani"/>
-                <w:b w:val="0"/>
-                <w:sz w:val="23"/>
-              </w:rPr>
-              <w:t>22/11/2024</w:t>
-            </w:r>
-          </w:p>
-        </w:tc>
-        <w:tc>
-          <w:tcPr>
-            <w:tcW w:type="dxa" w:w="2250"/>
-          </w:tcPr>
-          <w:p>
-            <w:pPr>
-              <w:spacing w:after="0"/>
-              <w:jc w:val="center"/>
-            </w:pPr>
-          </w:p>
-        </w:tc>
-      </w:tr>
-      <w:tr>
-        <w:tc>
-          <w:tcPr>
-            <w:tcW w:type="dxa" w:w="636"/>
-          </w:tcPr>
-          <w:p>
-            <w:pPr>
-              <w:spacing w:after="0"/>
-              <w:ind w:left="360"/>
-            </w:pPr>
-            <w:r>
-              <w:rPr>
-                <w:rFonts w:ascii="Adani" w:hAnsi="Adani" w:eastAsia="Adani" w:cs="Adani"/>
-                <w:b w:val="0"/>
-                <w:sz w:val="23"/>
-              </w:rPr>
-              <w:t>12</w:t>
-            </w:r>
-          </w:p>
-        </w:tc>
-        <w:tc>
-          <w:tcPr>
-            <w:tcW w:type="dxa" w:w="3864"/>
-          </w:tcPr>
-          <w:p>
-            <w:pPr>
-              <w:spacing w:after="0"/>
-              <w:jc w:val="both"/>
-            </w:pPr>
-            <w:r>
-              <w:rPr>
-                <w:rFonts w:ascii="Adani" w:hAnsi="Adani" w:eastAsia="Adani" w:cs="Adani"/>
-                <w:b w:val="0"/>
-                <w:sz w:val="23"/>
-              </w:rPr>
               <w:t>CHHATTISGARH-WR TRANSMISSION LIMITED</w:t>
             </w:r>
           </w:p>
@@ -1153,7 +1091,7 @@
                 <w:b w:val="0"/>
                 <w:sz w:val="23"/>
               </w:rPr>
-              <w:t>13</w:t>
+              <w:t>12</w:t>
             </w:r>
           </w:p>
         </w:tc>
@@ -1223,7 +1161,7 @@
                 <w:b w:val="0"/>
                 <w:sz w:val="23"/>
               </w:rPr>
-              <w:t>14</w:t>
+              <w:t>13</w:t>
             </w:r>
           </w:p>
         </w:tc>
@@ -1293,77 +1231,7 @@
                 <w:b w:val="0"/>
                 <w:sz w:val="23"/>
               </w:rPr>
-              <w:t>15</w:t>
-            </w:r>
-          </w:p>
-        </w:tc>
-        <w:tc>
-          <w:tcPr>
-            <w:tcW w:type="dxa" w:w="3864"/>
-          </w:tcPr>
-          <w:p>
-            <w:pPr>
-              <w:spacing w:after="0"/>
-              <w:jc w:val="both"/>
-            </w:pPr>
-            <w:r>
-              <w:rPr>
-                <w:rFonts w:ascii="Adani" w:hAnsi="Adani" w:eastAsia="Adani" w:cs="Adani"/>
-                <w:b w:val="0"/>
-                <w:sz w:val="23"/>
-              </w:rPr>
-              <w:t>ADANI SOLAR ENERGY JAISALMER ONE PRIVATE LIMITED</w:t>
-            </w:r>
-          </w:p>
-        </w:tc>
-        <w:tc>
-          <w:tcPr>
-            <w:tcW w:type="dxa" w:w="2610"/>
-          </w:tcPr>
-          <w:p>
-            <w:pPr>
-              <w:spacing w:after="0"/>
-              <w:jc w:val="center"/>
-            </w:pPr>
-            <w:r>
-              <w:rPr>
-                <w:rFonts w:ascii="Adani" w:hAnsi="Adani" w:eastAsia="Adani" w:cs="Adani"/>
-                <w:b w:val="0"/>
-                <w:sz w:val="23"/>
-              </w:rPr>
-              <w:t>22/06/2024</w:t>
-            </w:r>
-          </w:p>
-        </w:tc>
-        <w:tc>
-          <w:tcPr>
-            <w:tcW w:type="dxa" w:w="2250"/>
-          </w:tcPr>
-          <w:p>
-            <w:pPr>
-              <w:spacing w:after="0"/>
-              <w:jc w:val="center"/>
-            </w:pPr>
-          </w:p>
-        </w:tc>
-      </w:tr>
-      <w:tr>
-        <w:tc>
-          <w:tcPr>
-            <w:tcW w:type="dxa" w:w="636"/>
-          </w:tcPr>
-          <w:p>
-            <w:pPr>
-              <w:spacing w:after="0"/>
-              <w:ind w:left="360"/>
-            </w:pPr>
-            <w:r>
-              <w:rPr>
-                <w:rFonts w:ascii="Adani" w:hAnsi="Adani" w:eastAsia="Adani" w:cs="Adani"/>
-                <w:b w:val="0"/>
-                <w:sz w:val="23"/>
-              </w:rPr>
-              <w:t>16</w:t>
+              <w:t>14</w:t>
             </w:r>
           </w:p>
         </w:tc>
@@ -1433,7 +1301,7 @@
                 <w:b w:val="0"/>
                 <w:sz w:val="23"/>
               </w:rPr>
-              <w:t>17</w:t>
+              <w:t>15</w:t>
             </w:r>
           </w:p>
         </w:tc>
@@ -1587,7 +1455,7 @@
           <w:b w:val="0"/>
           <w:sz w:val="23"/>
         </w:rPr>
-        <w:t xml:space="preserve">Date: 07th May, 2026</w:t>
+        <w:t xml:space="preserve">Date: 15th May, 2026</w:t>
         <w:tab/>
       </w:r>
     </w:p>

--- a/Backend/Director_Disclosure/Output_Disclosures/2024-25/SIPAT_TRANSMISSION_LIMITED/DIR-8/DIR8_MEHUL_GANESH_RAJPUT_10529340.docx
+++ b/Backend/Director_Disclosure/Output_Disclosures/2024-25/SIPAT_TRANSMISSION_LIMITED/DIR-8/DIR8_MEHUL_GANESH_RAJPUT_10529340.docx
@@ -1455,7 +1455,7 @@
           <w:b w:val="0"/>
           <w:sz w:val="23"/>
         </w:rPr>
-        <w:t xml:space="preserve">Date: 15th May, 2026</w:t>
+        <w:t xml:space="preserve">Date: 27th May, 2026</w:t>
         <w:tab/>
       </w:r>
     </w:p>

--- a/Backend/Director_Disclosure/Output_Disclosures/2024-25/SIPAT_TRANSMISSION_LIMITED/DIR-8/DIR8_MEHUL_GANESH_RAJPUT_10529340.docx
+++ b/Backend/Director_Disclosure/Output_Disclosures/2024-25/SIPAT_TRANSMISSION_LIMITED/DIR-8/DIR8_MEHUL_GANESH_RAJPUT_10529340.docx
@@ -340,6 +340,68 @@
                 <w:b w:val="0"/>
                 <w:sz w:val="23"/>
               </w:rPr>
+              <w:t>MAHAN ENERGEN LIMITED</w:t>
+            </w:r>
+          </w:p>
+        </w:tc>
+        <w:tc>
+          <w:tcPr>
+            <w:tcW w:type="dxa" w:w="2610"/>
+          </w:tcPr>
+          <w:p>
+            <w:pPr>
+              <w:spacing w:after="0"/>
+              <w:jc w:val="center"/>
+            </w:pPr>
+          </w:p>
+        </w:tc>
+        <w:tc>
+          <w:tcPr>
+            <w:tcW w:type="dxa" w:w="2250"/>
+          </w:tcPr>
+          <w:p>
+            <w:pPr>
+              <w:spacing w:after="0"/>
+              <w:jc w:val="center"/>
+            </w:pPr>
+          </w:p>
+        </w:tc>
+      </w:tr>
+      <w:tr>
+        <w:tc>
+          <w:tcPr>
+            <w:tcW w:type="dxa" w:w="636"/>
+          </w:tcPr>
+          <w:p>
+            <w:pPr>
+              <w:spacing w:after="0"/>
+              <w:ind w:left="360"/>
+            </w:pPr>
+            <w:r>
+              <w:rPr>
+                <w:rFonts w:ascii="Adani" w:hAnsi="Adani" w:eastAsia="Adani" w:cs="Adani"/>
+                <w:b w:val="0"/>
+                <w:sz w:val="23"/>
+              </w:rPr>
+              <w:t>2</w:t>
+            </w:r>
+          </w:p>
+        </w:tc>
+        <w:tc>
+          <w:tcPr>
+            <w:tcW w:type="dxa" w:w="3864"/>
+          </w:tcPr>
+          <w:p>
+            <w:pPr>
+              <w:spacing w:after="0"/>
+              <w:jc w:val="both"/>
+            </w:pPr>
+            <w:r>
+              <w:rPr>
+                <w:rFonts w:ascii="Adani" w:hAnsi="Adani" w:eastAsia="Adani" w:cs="Adani"/>
+                <w:b w:val="0"/>
+                <w:sz w:val="23"/>
+              </w:rPr>
               <w:t>SHUBHIYAM WORKFORCE SOLUTION LLP</w:t>
             </w:r>
           </w:p>
@@ -391,7 +453,7 @@
                 <w:b w:val="0"/>
                 <w:sz w:val="23"/>
               </w:rPr>
-              <w:t>2</w:t>
+              <w:t>3</w:t>
             </w:r>
           </w:p>
         </w:tc>
@@ -461,7 +523,7 @@
                 <w:b w:val="0"/>
                 <w:sz w:val="23"/>
               </w:rPr>
-              <w:t>3</w:t>
+              <w:t>4</w:t>
             </w:r>
           </w:p>
         </w:tc>
@@ -480,7 +542,427 @@
                 <w:b w:val="0"/>
                 <w:sz w:val="23"/>
               </w:rPr>
-              <w:t>SURYAPET KHAMMAM ROAD PRIVATE LIMITED</w:t>
+              <w:t>RAIPUR-RAJNANDGAON-WARORA TRANSMISSION LIMITED</w:t>
+            </w:r>
+          </w:p>
+        </w:tc>
+        <w:tc>
+          <w:tcPr>
+            <w:tcW w:type="dxa" w:w="2610"/>
+          </w:tcPr>
+          <w:p>
+            <w:pPr>
+              <w:spacing w:after="0"/>
+              <w:jc w:val="center"/>
+            </w:pPr>
+            <w:r>
+              <w:rPr>
+                <w:rFonts w:ascii="Adani" w:hAnsi="Adani" w:eastAsia="Adani" w:cs="Adani"/>
+                <w:b w:val="0"/>
+                <w:sz w:val="23"/>
+              </w:rPr>
+              <w:t>24/06/2025</w:t>
+            </w:r>
+          </w:p>
+        </w:tc>
+        <w:tc>
+          <w:tcPr>
+            <w:tcW w:type="dxa" w:w="2250"/>
+          </w:tcPr>
+          <w:p>
+            <w:pPr>
+              <w:spacing w:after="0"/>
+              <w:jc w:val="center"/>
+            </w:pPr>
+          </w:p>
+        </w:tc>
+      </w:tr>
+      <w:tr>
+        <w:tc>
+          <w:tcPr>
+            <w:tcW w:type="dxa" w:w="636"/>
+          </w:tcPr>
+          <w:p>
+            <w:pPr>
+              <w:spacing w:after="0"/>
+              <w:ind w:left="360"/>
+            </w:pPr>
+            <w:r>
+              <w:rPr>
+                <w:rFonts w:ascii="Adani" w:hAnsi="Adani" w:eastAsia="Adani" w:cs="Adani"/>
+                <w:b w:val="0"/>
+                <w:sz w:val="23"/>
+              </w:rPr>
+              <w:t>5</w:t>
+            </w:r>
+          </w:p>
+        </w:tc>
+        <w:tc>
+          <w:tcPr>
+            <w:tcW w:type="dxa" w:w="3864"/>
+          </w:tcPr>
+          <w:p>
+            <w:pPr>
+              <w:spacing w:after="0"/>
+              <w:jc w:val="both"/>
+            </w:pPr>
+            <w:r>
+              <w:rPr>
+                <w:rFonts w:ascii="Adani" w:hAnsi="Adani" w:eastAsia="Adani" w:cs="Adani"/>
+                <w:b w:val="0"/>
+                <w:sz w:val="23"/>
+              </w:rPr>
+              <w:t>HADOTI POWER TRANSMISSION SERVICE LIMITED</w:t>
+            </w:r>
+          </w:p>
+        </w:tc>
+        <w:tc>
+          <w:tcPr>
+            <w:tcW w:type="dxa" w:w="2610"/>
+          </w:tcPr>
+          <w:p>
+            <w:pPr>
+              <w:spacing w:after="0"/>
+              <w:jc w:val="center"/>
+            </w:pPr>
+            <w:r>
+              <w:rPr>
+                <w:rFonts w:ascii="Adani" w:hAnsi="Adani" w:eastAsia="Adani" w:cs="Adani"/>
+                <w:b w:val="0"/>
+                <w:sz w:val="23"/>
+              </w:rPr>
+              <w:t>21/06/2025</w:t>
+            </w:r>
+          </w:p>
+        </w:tc>
+        <w:tc>
+          <w:tcPr>
+            <w:tcW w:type="dxa" w:w="2250"/>
+          </w:tcPr>
+          <w:p>
+            <w:pPr>
+              <w:spacing w:after="0"/>
+              <w:jc w:val="center"/>
+            </w:pPr>
+          </w:p>
+        </w:tc>
+      </w:tr>
+      <w:tr>
+        <w:tc>
+          <w:tcPr>
+            <w:tcW w:type="dxa" w:w="636"/>
+          </w:tcPr>
+          <w:p>
+            <w:pPr>
+              <w:spacing w:after="0"/>
+              <w:ind w:left="360"/>
+            </w:pPr>
+            <w:r>
+              <w:rPr>
+                <w:rFonts w:ascii="Adani" w:hAnsi="Adani" w:eastAsia="Adani" w:cs="Adani"/>
+                <w:b w:val="0"/>
+                <w:sz w:val="23"/>
+              </w:rPr>
+              <w:t>6</w:t>
+            </w:r>
+          </w:p>
+        </w:tc>
+        <w:tc>
+          <w:tcPr>
+            <w:tcW w:type="dxa" w:w="3864"/>
+          </w:tcPr>
+          <w:p>
+            <w:pPr>
+              <w:spacing w:after="0"/>
+              <w:jc w:val="both"/>
+            </w:pPr>
+            <w:r>
+              <w:rPr>
+                <w:rFonts w:ascii="Adani" w:hAnsi="Adani" w:eastAsia="Adani" w:cs="Adani"/>
+                <w:b w:val="0"/>
+                <w:sz w:val="23"/>
+              </w:rPr>
+              <w:t>BARMER POWER TRANSMISSION SERVICE LIMITED</w:t>
+            </w:r>
+          </w:p>
+        </w:tc>
+        <w:tc>
+          <w:tcPr>
+            <w:tcW w:type="dxa" w:w="2610"/>
+          </w:tcPr>
+          <w:p>
+            <w:pPr>
+              <w:spacing w:after="0"/>
+              <w:jc w:val="center"/>
+            </w:pPr>
+            <w:r>
+              <w:rPr>
+                <w:rFonts w:ascii="Adani" w:hAnsi="Adani" w:eastAsia="Adani" w:cs="Adani"/>
+                <w:b w:val="0"/>
+                <w:sz w:val="23"/>
+              </w:rPr>
+              <w:t>21/06/2025</w:t>
+            </w:r>
+          </w:p>
+        </w:tc>
+        <w:tc>
+          <w:tcPr>
+            <w:tcW w:type="dxa" w:w="2250"/>
+          </w:tcPr>
+          <w:p>
+            <w:pPr>
+              <w:spacing w:after="0"/>
+              <w:jc w:val="center"/>
+            </w:pPr>
+          </w:p>
+        </w:tc>
+      </w:tr>
+      <w:tr>
+        <w:tc>
+          <w:tcPr>
+            <w:tcW w:type="dxa" w:w="636"/>
+          </w:tcPr>
+          <w:p>
+            <w:pPr>
+              <w:spacing w:after="0"/>
+              <w:ind w:left="360"/>
+            </w:pPr>
+            <w:r>
+              <w:rPr>
+                <w:rFonts w:ascii="Adani" w:hAnsi="Adani" w:eastAsia="Adani" w:cs="Adani"/>
+                <w:b w:val="0"/>
+                <w:sz w:val="23"/>
+              </w:rPr>
+              <w:t>7</w:t>
+            </w:r>
+          </w:p>
+        </w:tc>
+        <w:tc>
+          <w:tcPr>
+            <w:tcW w:type="dxa" w:w="3864"/>
+          </w:tcPr>
+          <w:p>
+            <w:pPr>
+              <w:spacing w:after="0"/>
+              <w:jc w:val="both"/>
+            </w:pPr>
+            <w:r>
+              <w:rPr>
+                <w:rFonts w:ascii="Adani" w:hAnsi="Adani" w:eastAsia="Adani" w:cs="Adani"/>
+                <w:b w:val="0"/>
+                <w:sz w:val="23"/>
+              </w:rPr>
+              <w:t>THAR POWER TRANSMISSION SERVICE LIMITED</w:t>
+            </w:r>
+          </w:p>
+        </w:tc>
+        <w:tc>
+          <w:tcPr>
+            <w:tcW w:type="dxa" w:w="2610"/>
+          </w:tcPr>
+          <w:p>
+            <w:pPr>
+              <w:spacing w:after="0"/>
+              <w:jc w:val="center"/>
+            </w:pPr>
+            <w:r>
+              <w:rPr>
+                <w:rFonts w:ascii="Adani" w:hAnsi="Adani" w:eastAsia="Adani" w:cs="Adani"/>
+                <w:b w:val="0"/>
+                <w:sz w:val="23"/>
+              </w:rPr>
+              <w:t>21/06/2025</w:t>
+            </w:r>
+          </w:p>
+        </w:tc>
+        <w:tc>
+          <w:tcPr>
+            <w:tcW w:type="dxa" w:w="2250"/>
+          </w:tcPr>
+          <w:p>
+            <w:pPr>
+              <w:spacing w:after="0"/>
+              <w:jc w:val="center"/>
+            </w:pPr>
+          </w:p>
+        </w:tc>
+      </w:tr>
+      <w:tr>
+        <w:tc>
+          <w:tcPr>
+            <w:tcW w:type="dxa" w:w="636"/>
+          </w:tcPr>
+          <w:p>
+            <w:pPr>
+              <w:spacing w:after="0"/>
+              <w:ind w:left="360"/>
+            </w:pPr>
+            <w:r>
+              <w:rPr>
+                <w:rFonts w:ascii="Adani" w:hAnsi="Adani" w:eastAsia="Adani" w:cs="Adani"/>
+                <w:b w:val="0"/>
+                <w:sz w:val="23"/>
+              </w:rPr>
+              <w:t>8</w:t>
+            </w:r>
+          </w:p>
+        </w:tc>
+        <w:tc>
+          <w:tcPr>
+            <w:tcW w:type="dxa" w:w="3864"/>
+          </w:tcPr>
+          <w:p>
+            <w:pPr>
+              <w:spacing w:after="0"/>
+              <w:jc w:val="both"/>
+            </w:pPr>
+            <w:r>
+              <w:rPr>
+                <w:rFonts w:ascii="Adani" w:hAnsi="Adani" w:eastAsia="Adani" w:cs="Adani"/>
+                <w:b w:val="0"/>
+                <w:sz w:val="23"/>
+              </w:rPr>
+              <w:t>SIPAT TRANSMISSION LIMITED</w:t>
+            </w:r>
+          </w:p>
+        </w:tc>
+        <w:tc>
+          <w:tcPr>
+            <w:tcW w:type="dxa" w:w="2610"/>
+          </w:tcPr>
+          <w:p>
+            <w:pPr>
+              <w:spacing w:after="0"/>
+              <w:jc w:val="center"/>
+            </w:pPr>
+            <w:r>
+              <w:rPr>
+                <w:rFonts w:ascii="Adani" w:hAnsi="Adani" w:eastAsia="Adani" w:cs="Adani"/>
+                <w:b w:val="0"/>
+                <w:sz w:val="23"/>
+              </w:rPr>
+              <w:t>17/06/2025</w:t>
+            </w:r>
+          </w:p>
+        </w:tc>
+        <w:tc>
+          <w:tcPr>
+            <w:tcW w:type="dxa" w:w="2250"/>
+          </w:tcPr>
+          <w:p>
+            <w:pPr>
+              <w:spacing w:after="0"/>
+              <w:jc w:val="center"/>
+            </w:pPr>
+          </w:p>
+        </w:tc>
+      </w:tr>
+      <w:tr>
+        <w:tc>
+          <w:tcPr>
+            <w:tcW w:type="dxa" w:w="636"/>
+          </w:tcPr>
+          <w:p>
+            <w:pPr>
+              <w:spacing w:after="0"/>
+              <w:ind w:left="360"/>
+            </w:pPr>
+            <w:r>
+              <w:rPr>
+                <w:rFonts w:ascii="Adani" w:hAnsi="Adani" w:eastAsia="Adani" w:cs="Adani"/>
+                <w:b w:val="0"/>
+                <w:sz w:val="23"/>
+              </w:rPr>
+              <w:t>9</w:t>
+            </w:r>
+          </w:p>
+        </w:tc>
+        <w:tc>
+          <w:tcPr>
+            <w:tcW w:type="dxa" w:w="3864"/>
+          </w:tcPr>
+          <w:p>
+            <w:pPr>
+              <w:spacing w:after="0"/>
+              <w:jc w:val="both"/>
+            </w:pPr>
+            <w:r>
+              <w:rPr>
+                <w:rFonts w:ascii="Adani" w:hAnsi="Adani" w:eastAsia="Adani" w:cs="Adani"/>
+                <w:b w:val="0"/>
+                <w:sz w:val="23"/>
+              </w:rPr>
+              <w:t>CHHATTISGARH-WR TRANSMISSION LIMITED</w:t>
+            </w:r>
+          </w:p>
+        </w:tc>
+        <w:tc>
+          <w:tcPr>
+            <w:tcW w:type="dxa" w:w="2610"/>
+          </w:tcPr>
+          <w:p>
+            <w:pPr>
+              <w:spacing w:after="0"/>
+              <w:jc w:val="center"/>
+            </w:pPr>
+            <w:r>
+              <w:rPr>
+                <w:rFonts w:ascii="Adani" w:hAnsi="Adani" w:eastAsia="Adani" w:cs="Adani"/>
+                <w:b w:val="0"/>
+                <w:sz w:val="23"/>
+              </w:rPr>
+              <w:t>17/06/2025</w:t>
+            </w:r>
+          </w:p>
+        </w:tc>
+        <w:tc>
+          <w:tcPr>
+            <w:tcW w:type="dxa" w:w="2250"/>
+          </w:tcPr>
+          <w:p>
+            <w:pPr>
+              <w:spacing w:after="0"/>
+              <w:jc w:val="center"/>
+            </w:pPr>
+          </w:p>
+        </w:tc>
+      </w:tr>
+      <w:tr>
+        <w:tc>
+          <w:tcPr>
+            <w:tcW w:type="dxa" w:w="636"/>
+          </w:tcPr>
+          <w:p>
+            <w:pPr>
+              <w:spacing w:after="0"/>
+              <w:ind w:left="360"/>
+            </w:pPr>
+            <w:r>
+              <w:rPr>
+                <w:rFonts w:ascii="Adani" w:hAnsi="Adani" w:eastAsia="Adani" w:cs="Adani"/>
+                <w:b w:val="0"/>
+                <w:sz w:val="23"/>
+              </w:rPr>
+              <w:t>10</w:t>
+            </w:r>
+          </w:p>
+        </w:tc>
+        <w:tc>
+          <w:tcPr>
+            <w:tcW w:type="dxa" w:w="3864"/>
+          </w:tcPr>
+          <w:p>
+            <w:pPr>
+              <w:spacing w:after="0"/>
+              <w:jc w:val="both"/>
+            </w:pPr>
+            <w:r>
+              <w:rPr>
+                <w:rFonts w:ascii="Adani" w:hAnsi="Adani" w:eastAsia="Adani" w:cs="Adani"/>
+                <w:b w:val="0"/>
+                <w:sz w:val="23"/>
+              </w:rPr>
+              <w:t>SURYAPET KHAMMAM ROAD LIMITED</w:t>
             </w:r>
           </w:p>
         </w:tc>
@@ -531,7 +1013,77 @@
                 <w:b w:val="0"/>
                 <w:sz w:val="23"/>
               </w:rPr>
-              <w:t>4</w:t>
+              <w:t>11</w:t>
+            </w:r>
+          </w:p>
+        </w:tc>
+        <w:tc>
+          <w:tcPr>
+            <w:tcW w:type="dxa" w:w="3864"/>
+          </w:tcPr>
+          <w:p>
+            <w:pPr>
+              <w:spacing w:after="0"/>
+              <w:jc w:val="both"/>
+            </w:pPr>
+            <w:r>
+              <w:rPr>
+                <w:rFonts w:ascii="Adani" w:hAnsi="Adani" w:eastAsia="Adani" w:cs="Adani"/>
+                <w:b w:val="0"/>
+                <w:sz w:val="23"/>
+              </w:rPr>
+              <w:t>MANCHERIAL REPALLEWADA ROAD LIMITED</w:t>
+            </w:r>
+          </w:p>
+        </w:tc>
+        <w:tc>
+          <w:tcPr>
+            <w:tcW w:type="dxa" w:w="2610"/>
+          </w:tcPr>
+          <w:p>
+            <w:pPr>
+              <w:spacing w:after="0"/>
+              <w:jc w:val="center"/>
+            </w:pPr>
+            <w:r>
+              <w:rPr>
+                <w:rFonts w:ascii="Adani" w:hAnsi="Adani" w:eastAsia="Adani" w:cs="Adani"/>
+                <w:b w:val="0"/>
+                <w:sz w:val="23"/>
+              </w:rPr>
+              <w:t>28/02/2025</w:t>
+            </w:r>
+          </w:p>
+        </w:tc>
+        <w:tc>
+          <w:tcPr>
+            <w:tcW w:type="dxa" w:w="2250"/>
+          </w:tcPr>
+          <w:p>
+            <w:pPr>
+              <w:spacing w:after="0"/>
+              <w:jc w:val="center"/>
+            </w:pPr>
+          </w:p>
+        </w:tc>
+      </w:tr>
+      <w:tr>
+        <w:tc>
+          <w:tcPr>
+            <w:tcW w:type="dxa" w:w="636"/>
+          </w:tcPr>
+          <w:p>
+            <w:pPr>
+              <w:spacing w:after="0"/>
+              <w:ind w:left="360"/>
+            </w:pPr>
+            <w:r>
+              <w:rPr>
+                <w:rFonts w:ascii="Adani" w:hAnsi="Adani" w:eastAsia="Adani" w:cs="Adani"/>
+                <w:b w:val="0"/>
+                <w:sz w:val="23"/>
+              </w:rPr>
+              <w:t>12</w:t>
             </w:r>
           </w:p>
         </w:tc>
@@ -601,7 +1153,7 @@
                 <w:b w:val="0"/>
                 <w:sz w:val="23"/>
               </w:rPr>
-              <w:t>5</w:t>
+              <w:t>13</w:t>
             </w:r>
           </w:p>
         </w:tc>
@@ -620,7 +1172,7 @@
                 <w:b w:val="0"/>
                 <w:sz w:val="23"/>
               </w:rPr>
-              <w:t>MANCHERIAL REPALLEWADA ROAD PRIVATE LIMITED</w:t>
+              <w:t>ASSORTED CORPCON PRIVATE LIMITED</w:t>
             </w:r>
           </w:p>
         </w:tc>
@@ -639,7 +1191,7 @@
                 <w:b w:val="0"/>
                 <w:sz w:val="23"/>
               </w:rPr>
-              <w:t>09/12/2024</w:t>
+              <w:t>30/09/2024</w:t>
             </w:r>
           </w:p>
         </w:tc>
@@ -671,427 +1223,7 @@
                 <w:b w:val="0"/>
                 <w:sz w:val="23"/>
               </w:rPr>
-              <w:t>6</w:t>
-            </w:r>
-          </w:p>
-        </w:tc>
-        <w:tc>
-          <w:tcPr>
-            <w:tcW w:type="dxa" w:w="3864"/>
-          </w:tcPr>
-          <w:p>
-            <w:pPr>
-              <w:spacing w:after="0"/>
-              <w:jc w:val="both"/>
-            </w:pPr>
-            <w:r>
-              <w:rPr>
-                <w:rFonts w:ascii="Adani" w:hAnsi="Adani" w:eastAsia="Adani" w:cs="Adani"/>
-                <w:b w:val="0"/>
-                <w:sz w:val="23"/>
-              </w:rPr>
-              <w:t>RAIPUR-RAJNANDGAON-WARORA TRANSMISSION LIMITED</w:t>
-            </w:r>
-          </w:p>
-        </w:tc>
-        <w:tc>
-          <w:tcPr>
-            <w:tcW w:type="dxa" w:w="2610"/>
-          </w:tcPr>
-          <w:p>
-            <w:pPr>
-              <w:spacing w:after="0"/>
-              <w:jc w:val="center"/>
-            </w:pPr>
-            <w:r>
-              <w:rPr>
-                <w:rFonts w:ascii="Adani" w:hAnsi="Adani" w:eastAsia="Adani" w:cs="Adani"/>
-                <w:b w:val="0"/>
-                <w:sz w:val="23"/>
-              </w:rPr>
-              <w:t>22/11/2024</w:t>
-            </w:r>
-          </w:p>
-        </w:tc>
-        <w:tc>
-          <w:tcPr>
-            <w:tcW w:type="dxa" w:w="2250"/>
-          </w:tcPr>
-          <w:p>
-            <w:pPr>
-              <w:spacing w:after="0"/>
-              <w:jc w:val="center"/>
-            </w:pPr>
-          </w:p>
-        </w:tc>
-      </w:tr>
-      <w:tr>
-        <w:tc>
-          <w:tcPr>
-            <w:tcW w:type="dxa" w:w="636"/>
-          </w:tcPr>
-          <w:p>
-            <w:pPr>
-              <w:spacing w:after="0"/>
-              <w:ind w:left="360"/>
-            </w:pPr>
-            <w:r>
-              <w:rPr>
-                <w:rFonts w:ascii="Adani" w:hAnsi="Adani" w:eastAsia="Adani" w:cs="Adani"/>
-                <w:b w:val="0"/>
-                <w:sz w:val="23"/>
-              </w:rPr>
-              <w:t>7</w:t>
-            </w:r>
-          </w:p>
-        </w:tc>
-        <w:tc>
-          <w:tcPr>
-            <w:tcW w:type="dxa" w:w="3864"/>
-          </w:tcPr>
-          <w:p>
-            <w:pPr>
-              <w:spacing w:after="0"/>
-              <w:jc w:val="both"/>
-            </w:pPr>
-            <w:r>
-              <w:rPr>
-                <w:rFonts w:ascii="Adani" w:hAnsi="Adani" w:eastAsia="Adani" w:cs="Adani"/>
-                <w:b w:val="0"/>
-                <w:sz w:val="23"/>
-              </w:rPr>
-              <w:t>THAR POWER TRANSMISSION SERVICE LIMITED</w:t>
-            </w:r>
-          </w:p>
-        </w:tc>
-        <w:tc>
-          <w:tcPr>
-            <w:tcW w:type="dxa" w:w="2610"/>
-          </w:tcPr>
-          <w:p>
-            <w:pPr>
-              <w:spacing w:after="0"/>
-              <w:jc w:val="center"/>
-            </w:pPr>
-            <w:r>
-              <w:rPr>
-                <w:rFonts w:ascii="Adani" w:hAnsi="Adani" w:eastAsia="Adani" w:cs="Adani"/>
-                <w:b w:val="0"/>
-                <w:sz w:val="23"/>
-              </w:rPr>
-              <w:t>22/11/2024</w:t>
-            </w:r>
-          </w:p>
-        </w:tc>
-        <w:tc>
-          <w:tcPr>
-            <w:tcW w:type="dxa" w:w="2250"/>
-          </w:tcPr>
-          <w:p>
-            <w:pPr>
-              <w:spacing w:after="0"/>
-              <w:jc w:val="center"/>
-            </w:pPr>
-          </w:p>
-        </w:tc>
-      </w:tr>
-      <w:tr>
-        <w:tc>
-          <w:tcPr>
-            <w:tcW w:type="dxa" w:w="636"/>
-          </w:tcPr>
-          <w:p>
-            <w:pPr>
-              <w:spacing w:after="0"/>
-              <w:ind w:left="360"/>
-            </w:pPr>
-            <w:r>
-              <w:rPr>
-                <w:rFonts w:ascii="Adani" w:hAnsi="Adani" w:eastAsia="Adani" w:cs="Adani"/>
-                <w:b w:val="0"/>
-                <w:sz w:val="23"/>
-              </w:rPr>
-              <w:t>8</w:t>
-            </w:r>
-          </w:p>
-        </w:tc>
-        <w:tc>
-          <w:tcPr>
-            <w:tcW w:type="dxa" w:w="3864"/>
-          </w:tcPr>
-          <w:p>
-            <w:pPr>
-              <w:spacing w:after="0"/>
-              <w:jc w:val="both"/>
-            </w:pPr>
-            <w:r>
-              <w:rPr>
-                <w:rFonts w:ascii="Adani" w:hAnsi="Adani" w:eastAsia="Adani" w:cs="Adani"/>
-                <w:b w:val="0"/>
-                <w:sz w:val="23"/>
-              </w:rPr>
-              <w:t>SIPAT TRANSMISSION LIMITED</w:t>
-            </w:r>
-          </w:p>
-        </w:tc>
-        <w:tc>
-          <w:tcPr>
-            <w:tcW w:type="dxa" w:w="2610"/>
-          </w:tcPr>
-          <w:p>
-            <w:pPr>
-              <w:spacing w:after="0"/>
-              <w:jc w:val="center"/>
-            </w:pPr>
-            <w:r>
-              <w:rPr>
-                <w:rFonts w:ascii="Adani" w:hAnsi="Adani" w:eastAsia="Adani" w:cs="Adani"/>
-                <w:b w:val="0"/>
-                <w:sz w:val="23"/>
-              </w:rPr>
-              <w:t>22/11/2024</w:t>
-            </w:r>
-          </w:p>
-        </w:tc>
-        <w:tc>
-          <w:tcPr>
-            <w:tcW w:type="dxa" w:w="2250"/>
-          </w:tcPr>
-          <w:p>
-            <w:pPr>
-              <w:spacing w:after="0"/>
-              <w:jc w:val="center"/>
-            </w:pPr>
-          </w:p>
-        </w:tc>
-      </w:tr>
-      <w:tr>
-        <w:tc>
-          <w:tcPr>
-            <w:tcW w:type="dxa" w:w="636"/>
-          </w:tcPr>
-          <w:p>
-            <w:pPr>
-              <w:spacing w:after="0"/>
-              <w:ind w:left="360"/>
-            </w:pPr>
-            <w:r>
-              <w:rPr>
-                <w:rFonts w:ascii="Adani" w:hAnsi="Adani" w:eastAsia="Adani" w:cs="Adani"/>
-                <w:b w:val="0"/>
-                <w:sz w:val="23"/>
-              </w:rPr>
-              <w:t>9</w:t>
-            </w:r>
-          </w:p>
-        </w:tc>
-        <w:tc>
-          <w:tcPr>
-            <w:tcW w:type="dxa" w:w="3864"/>
-          </w:tcPr>
-          <w:p>
-            <w:pPr>
-              <w:spacing w:after="0"/>
-              <w:jc w:val="both"/>
-            </w:pPr>
-            <w:r>
-              <w:rPr>
-                <w:rFonts w:ascii="Adani" w:hAnsi="Adani" w:eastAsia="Adani" w:cs="Adani"/>
-                <w:b w:val="0"/>
-                <w:sz w:val="23"/>
-              </w:rPr>
-              <w:t>HADOTI POWER TRANSMISSION SERVICE LIMITED</w:t>
-            </w:r>
-          </w:p>
-        </w:tc>
-        <w:tc>
-          <w:tcPr>
-            <w:tcW w:type="dxa" w:w="2610"/>
-          </w:tcPr>
-          <w:p>
-            <w:pPr>
-              <w:spacing w:after="0"/>
-              <w:jc w:val="center"/>
-            </w:pPr>
-            <w:r>
-              <w:rPr>
-                <w:rFonts w:ascii="Adani" w:hAnsi="Adani" w:eastAsia="Adani" w:cs="Adani"/>
-                <w:b w:val="0"/>
-                <w:sz w:val="23"/>
-              </w:rPr>
-              <w:t>22/11/2024</w:t>
-            </w:r>
-          </w:p>
-        </w:tc>
-        <w:tc>
-          <w:tcPr>
-            <w:tcW w:type="dxa" w:w="2250"/>
-          </w:tcPr>
-          <w:p>
-            <w:pPr>
-              <w:spacing w:after="0"/>
-              <w:jc w:val="center"/>
-            </w:pPr>
-          </w:p>
-        </w:tc>
-      </w:tr>
-      <w:tr>
-        <w:tc>
-          <w:tcPr>
-            <w:tcW w:type="dxa" w:w="636"/>
-          </w:tcPr>
-          <w:p>
-            <w:pPr>
-              <w:spacing w:after="0"/>
-              <w:ind w:left="360"/>
-            </w:pPr>
-            <w:r>
-              <w:rPr>
-                <w:rFonts w:ascii="Adani" w:hAnsi="Adani" w:eastAsia="Adani" w:cs="Adani"/>
-                <w:b w:val="0"/>
-                <w:sz w:val="23"/>
-              </w:rPr>
-              <w:t>10</w:t>
-            </w:r>
-          </w:p>
-        </w:tc>
-        <w:tc>
-          <w:tcPr>
-            <w:tcW w:type="dxa" w:w="3864"/>
-          </w:tcPr>
-          <w:p>
-            <w:pPr>
-              <w:spacing w:after="0"/>
-              <w:jc w:val="both"/>
-            </w:pPr>
-            <w:r>
-              <w:rPr>
-                <w:rFonts w:ascii="Adani" w:hAnsi="Adani" w:eastAsia="Adani" w:cs="Adani"/>
-                <w:b w:val="0"/>
-                <w:sz w:val="23"/>
-              </w:rPr>
-              <w:t>BARMER POWER TRANSMISSION SERVICE LIMITED</w:t>
-            </w:r>
-          </w:p>
-        </w:tc>
-        <w:tc>
-          <w:tcPr>
-            <w:tcW w:type="dxa" w:w="2610"/>
-          </w:tcPr>
-          <w:p>
-            <w:pPr>
-              <w:spacing w:after="0"/>
-              <w:jc w:val="center"/>
-            </w:pPr>
-            <w:r>
-              <w:rPr>
-                <w:rFonts w:ascii="Adani" w:hAnsi="Adani" w:eastAsia="Adani" w:cs="Adani"/>
-                <w:b w:val="0"/>
-                <w:sz w:val="23"/>
-              </w:rPr>
-              <w:t>22/11/2024</w:t>
-            </w:r>
-          </w:p>
-        </w:tc>
-        <w:tc>
-          <w:tcPr>
-            <w:tcW w:type="dxa" w:w="2250"/>
-          </w:tcPr>
-          <w:p>
-            <w:pPr>
-              <w:spacing w:after="0"/>
-              <w:jc w:val="center"/>
-            </w:pPr>
-          </w:p>
-        </w:tc>
-      </w:tr>
-      <w:tr>
-        <w:tc>
-          <w:tcPr>
-            <w:tcW w:type="dxa" w:w="636"/>
-          </w:tcPr>
-          <w:p>
-            <w:pPr>
-              <w:spacing w:after="0"/>
-              <w:ind w:left="360"/>
-            </w:pPr>
-            <w:r>
-              <w:rPr>
-                <w:rFonts w:ascii="Adani" w:hAnsi="Adani" w:eastAsia="Adani" w:cs="Adani"/>
-                <w:b w:val="0"/>
-                <w:sz w:val="23"/>
-              </w:rPr>
-              <w:t>11</w:t>
-            </w:r>
-          </w:p>
-        </w:tc>
-        <w:tc>
-          <w:tcPr>
-            <w:tcW w:type="dxa" w:w="3864"/>
-          </w:tcPr>
-          <w:p>
-            <w:pPr>
-              <w:spacing w:after="0"/>
-              <w:jc w:val="both"/>
-            </w:pPr>
-            <w:r>
-              <w:rPr>
-                <w:rFonts w:ascii="Adani" w:hAnsi="Adani" w:eastAsia="Adani" w:cs="Adani"/>
-                <w:b w:val="0"/>
-                <w:sz w:val="23"/>
-              </w:rPr>
-              <w:t>CHHATTISGARH-WR TRANSMISSION LIMITED</w:t>
-            </w:r>
-          </w:p>
-        </w:tc>
-        <w:tc>
-          <w:tcPr>
-            <w:tcW w:type="dxa" w:w="2610"/>
-          </w:tcPr>
-          <w:p>
-            <w:pPr>
-              <w:spacing w:after="0"/>
-              <w:jc w:val="center"/>
-            </w:pPr>
-            <w:r>
-              <w:rPr>
-                <w:rFonts w:ascii="Adani" w:hAnsi="Adani" w:eastAsia="Adani" w:cs="Adani"/>
-                <w:b w:val="0"/>
-                <w:sz w:val="23"/>
-              </w:rPr>
-              <w:t>07/11/2024</w:t>
-            </w:r>
-          </w:p>
-        </w:tc>
-        <w:tc>
-          <w:tcPr>
-            <w:tcW w:type="dxa" w:w="2250"/>
-          </w:tcPr>
-          <w:p>
-            <w:pPr>
-              <w:spacing w:after="0"/>
-              <w:jc w:val="center"/>
-            </w:pPr>
-          </w:p>
-        </w:tc>
-      </w:tr>
-      <w:tr>
-        <w:tc>
-          <w:tcPr>
-            <w:tcW w:type="dxa" w:w="636"/>
-          </w:tcPr>
-          <w:p>
-            <w:pPr>
-              <w:spacing w:after="0"/>
-              <w:ind w:left="360"/>
-            </w:pPr>
-            <w:r>
-              <w:rPr>
-                <w:rFonts w:ascii="Adani" w:hAnsi="Adani" w:eastAsia="Adani" w:cs="Adani"/>
-                <w:b w:val="0"/>
-                <w:sz w:val="23"/>
-              </w:rPr>
-              <w:t>12</w:t>
+              <w:t>14</w:t>
             </w:r>
           </w:p>
         </w:tc>
@@ -1161,77 +1293,7 @@
                 <w:b w:val="0"/>
                 <w:sz w:val="23"/>
               </w:rPr>
-              <w:t>13</w:t>
-            </w:r>
-          </w:p>
-        </w:tc>
-        <w:tc>
-          <w:tcPr>
-            <w:tcW w:type="dxa" w:w="3864"/>
-          </w:tcPr>
-          <w:p>
-            <w:pPr>
-              <w:spacing w:after="0"/>
-              <w:jc w:val="both"/>
-            </w:pPr>
-            <w:r>
-              <w:rPr>
-                <w:rFonts w:ascii="Adani" w:hAnsi="Adani" w:eastAsia="Adani" w:cs="Adani"/>
-                <w:b w:val="0"/>
-                <w:sz w:val="23"/>
-              </w:rPr>
-              <w:t>MAHAN ENERGEN LIMITED</w:t>
-            </w:r>
-          </w:p>
-        </w:tc>
-        <w:tc>
-          <w:tcPr>
-            <w:tcW w:type="dxa" w:w="2610"/>
-          </w:tcPr>
-          <w:p>
-            <w:pPr>
-              <w:spacing w:after="0"/>
-              <w:jc w:val="center"/>
-            </w:pPr>
-            <w:r>
-              <w:rPr>
-                <w:rFonts w:ascii="Adani" w:hAnsi="Adani" w:eastAsia="Adani" w:cs="Adani"/>
-                <w:b w:val="0"/>
-                <w:sz w:val="23"/>
-              </w:rPr>
-              <w:t>09/07/2024</w:t>
-            </w:r>
-          </w:p>
-        </w:tc>
-        <w:tc>
-          <w:tcPr>
-            <w:tcW w:type="dxa" w:w="2250"/>
-          </w:tcPr>
-          <w:p>
-            <w:pPr>
-              <w:spacing w:after="0"/>
-              <w:jc w:val="center"/>
-            </w:pPr>
-          </w:p>
-        </w:tc>
-      </w:tr>
-      <w:tr>
-        <w:tc>
-          <w:tcPr>
-            <w:tcW w:type="dxa" w:w="636"/>
-          </w:tcPr>
-          <w:p>
-            <w:pPr>
-              <w:spacing w:after="0"/>
-              <w:ind w:left="360"/>
-            </w:pPr>
-            <w:r>
-              <w:rPr>
-                <w:rFonts w:ascii="Adani" w:hAnsi="Adani" w:eastAsia="Adani" w:cs="Adani"/>
-                <w:b w:val="0"/>
-                <w:sz w:val="23"/>
-              </w:rPr>
-              <w:t>14</w:t>
+              <w:t>15</w:t>
             </w:r>
           </w:p>
         </w:tc>
@@ -1269,77 +1331,7 @@
                 <w:b w:val="0"/>
                 <w:sz w:val="23"/>
               </w:rPr>
-              <w:t>18/05/2024</w:t>
-            </w:r>
-          </w:p>
-        </w:tc>
-        <w:tc>
-          <w:tcPr>
-            <w:tcW w:type="dxa" w:w="2250"/>
-          </w:tcPr>
-          <w:p>
-            <w:pPr>
-              <w:spacing w:after="0"/>
-              <w:jc w:val="center"/>
-            </w:pPr>
-          </w:p>
-        </w:tc>
-      </w:tr>
-      <w:tr>
-        <w:tc>
-          <w:tcPr>
-            <w:tcW w:type="dxa" w:w="636"/>
-          </w:tcPr>
-          <w:p>
-            <w:pPr>
-              <w:spacing w:after="0"/>
-              <w:ind w:left="360"/>
-            </w:pPr>
-            <w:r>
-              <w:rPr>
-                <w:rFonts w:ascii="Adani" w:hAnsi="Adani" w:eastAsia="Adani" w:cs="Adani"/>
-                <w:b w:val="0"/>
-                <w:sz w:val="23"/>
-              </w:rPr>
-              <w:t>15</w:t>
-            </w:r>
-          </w:p>
-        </w:tc>
-        <w:tc>
-          <w:tcPr>
-            <w:tcW w:type="dxa" w:w="3864"/>
-          </w:tcPr>
-          <w:p>
-            <w:pPr>
-              <w:spacing w:after="0"/>
-              <w:jc w:val="both"/>
-            </w:pPr>
-            <w:r>
-              <w:rPr>
-                <w:rFonts w:ascii="Adani" w:hAnsi="Adani" w:eastAsia="Adani" w:cs="Adani"/>
-                <w:b w:val="0"/>
-                <w:sz w:val="23"/>
-              </w:rPr>
-              <w:t>ASSORTED CORPCON PRIVATE LIMITED</w:t>
-            </w:r>
-          </w:p>
-        </w:tc>
-        <w:tc>
-          <w:tcPr>
-            <w:tcW w:type="dxa" w:w="2610"/>
-          </w:tcPr>
-          <w:p>
-            <w:pPr>
-              <w:spacing w:after="0"/>
-              <w:jc w:val="center"/>
-            </w:pPr>
-            <w:r>
-              <w:rPr>
-                <w:rFonts w:ascii="Adani" w:hAnsi="Adani" w:eastAsia="Adani" w:cs="Adani"/>
-                <w:b w:val="0"/>
-                <w:sz w:val="23"/>
-              </w:rPr>
-              <w:t>29/02/2024</w:t>
+              <w:t>22/05/2024</w:t>
             </w:r>
           </w:p>
         </w:tc>
@@ -1455,7 +1447,7 @@
           <w:b w:val="0"/>
           <w:sz w:val="23"/>
         </w:rPr>
-        <w:t xml:space="preserve">Date: 27th May, 2026</w:t>
+        <w:t xml:space="preserve">Date: 08th June, 2026</w:t>
         <w:tab/>
       </w:r>
     </w:p>
